--- a/Unity.docx
+++ b/Unity.docx
@@ -5995,8 +5995,6 @@
         </w:rPr>
         <w:t>SpriteEditor 修改图片的缩放方式</w:t>
       </w:r>
-      <w:bookmarkStart w:id="0" w:name="_GoBack"/>
-      <w:bookmarkEnd w:id="0"/>
     </w:p>
     <w:p>
       <w:pPr>
@@ -6134,6 +6132,31 @@
       <w:pPr>
         <w:bidi w:val="0"/>
         <w:rPr>
+          <w:rFonts w:hint="eastAsia"/>
+          <w:lang w:val="en-US" w:eastAsia="zh-CN"/>
+        </w:rPr>
+      </w:pPr>
+      <w:r>
+        <w:rPr>
+          <w:rFonts w:hint="eastAsia"/>
+          <w:lang w:val="en-US" w:eastAsia="zh-CN"/>
+        </w:rPr>
+        <w:t>射线队列</w:t>
+      </w:r>
+    </w:p>
+    <w:p>
+      <w:pPr>
+        <w:bidi w:val="0"/>
+        <w:rPr>
+          <w:rFonts w:hint="eastAsia"/>
+          <w:lang w:val="en-US" w:eastAsia="zh-CN"/>
+        </w:rPr>
+      </w:pPr>
+    </w:p>
+    <w:p>
+      <w:pPr>
+        <w:bidi w:val="0"/>
+        <w:rPr>
           <w:rFonts w:hint="default"/>
           <w:lang w:val="en-US" w:eastAsia="zh-CN"/>
         </w:rPr>
@@ -6143,8 +6166,10 @@
           <w:rFonts w:hint="eastAsia"/>
           <w:lang w:val="en-US" w:eastAsia="zh-CN"/>
         </w:rPr>
-        <w:t>射线队列</w:t>
-      </w:r>
+        <w:t>如果出现需要多个可变大小组件配合使用，需要嵌套一层面板,不然可能出现，变化不是所预期的样子</w:t>
+      </w:r>
+      <w:bookmarkStart w:id="0" w:name="_GoBack"/>
+      <w:bookmarkEnd w:id="0"/>
     </w:p>
     <w:sectPr>
       <w:pgSz w:w="11906" w:h="16838"/>
